--- a/sro-docs/templates/01_Заявление_о_вступлении.docx
+++ b/sro-docs/templates/01_Заявление_о_вступлении.docx
@@ -235,7 +235,7 @@
           </w:tcPr>
           <w:p>
             <w:pPr>
-              <w:spacing w:before="100" w:beforeAutospacing="1" w:after="100" w:afterAutospacing="1" w:line="240" w:lineRule="auto"/>
+              <w:spacing w:after="0" w:line="240" w:lineRule="auto"/>
               <w:ind w:firstLine="35"/>
               <w:jc w:val="center"/>
               <w:outlineLvl w:val="0"/>
@@ -250,7 +250,7 @@
           </w:p>
           <w:p>
             <w:pPr>
-              <w:spacing w:before="100" w:beforeAutospacing="1" w:after="100" w:afterAutospacing="1" w:line="240" w:lineRule="auto"/>
+              <w:spacing w:after="0" w:line="240" w:lineRule="auto"/>
               <w:ind w:firstLine="35"/>
               <w:jc w:val="center"/>
               <w:outlineLvl w:val="0"/>
@@ -1535,6 +1535,11 @@
         <w:t xml:space="preserve"> </w:t>
       </w:r>
       <w:r>
+        <w:rPr>
+          <w:rFonts w:ascii="Times New Roman" w:hAnsi="Times New Roman"/>
+          <w:sz w:val="24"/>
+          <w:szCs w:val="24"/>
+        </w:rPr>
         <w:t xml:space="preserve">{{legal_address}}</w:t>
       </w:r>
     </w:p>
@@ -1583,6 +1588,11 @@
         <w:t xml:space="preserve"> </w:t>
       </w:r>
       <w:r>
+        <w:rPr>
+          <w:rFonts w:ascii="Times New Roman" w:hAnsi="Times New Roman"/>
+          <w:sz w:val="24"/>
+          <w:szCs w:val="24"/>
+        </w:rPr>
         <w:t xml:space="preserve">{{actual_address}}</w:t>
       </w:r>
     </w:p>
@@ -4314,6 +4324,9 @@
     </w:p>
     <w:p>
       <w:pPr>
+        <w:tabs>
+          <w:tab w:val="right" w:pos="9356"/>
+        </w:tabs>
         <w:spacing w:after="0" w:line="240" w:lineRule="auto"/>
         <w:jc w:val="both"/>
         <w:rPr>
@@ -4368,15 +4381,16 @@
           <w:sz w:val="24"/>
           <w:szCs w:val="24"/>
         </w:rPr>
-        <w:t xml:space="preserve">                           </w:t>
-      </w:r>
-      <w:r>
-        <w:rPr>
-          <w:rFonts w:ascii="Times New Roman" w:hAnsi="Times New Roman"/>
-          <w:sz w:val="24"/>
-          <w:szCs w:val="24"/>
-        </w:rPr>
-        <w:t xml:space="preserve"> </w:t>
+        <w:tab/>
+        <w:t xml:space="preserve"/>
+      </w:r>
+      <w:r>
+        <w:rPr>
+          <w:rFonts w:ascii="Times New Roman" w:hAnsi="Times New Roman"/>
+          <w:sz w:val="24"/>
+          <w:szCs w:val="24"/>
+        </w:rPr>
+        <w:t xml:space="preserve"/>
       </w:r>
       <w:r>
         <w:rPr>
